--- a/docs/dev/roadmap/Orion_Phase3/Orion_Phase3_Roadmap.docx
+++ b/docs/dev/roadmap/Orion_Phase3/Orion_Phase3_Roadmap.docx
@@ -380,7 +380,7 @@
                 <w:color w:val="1A1A1A"/>
                 <w:sz w:val="17"/>
               </w:rPr>
-              <w:t>CONFIDENTIAL — RECIPIENT EYES ONLY</w:t>
+              <w:t>PUBLIC, published with the Midgard repository</w:t>
             </w:r>
           </w:p>
         </w:tc>
@@ -5841,7 +5841,7 @@
           <w:color w:val="0B4884"/>
           <w:sz w:val="16"/>
         </w:rPr>
-        <w:t>END OF ROADMAP — Akuma Engineering Ltd. — CONFIDENTIAL: RECIPIENT EYES ONLY</w:t>
+        <w:t>END OF ROADMAP — Akuma Engineering Ltd. — PUBLIC, published with the Midgard repository</w:t>
       </w:r>
     </w:p>
     <w:sectPr>
@@ -5868,7 +5868,7 @@
         <w:color w:val="595959"/>
         <w:sz w:val="14"/>
       </w:rPr>
-      <w:t>CONFIDENTIAL — RECIPIENT EYES ONLY  ·  Forward-looking design specification. Decision-support only; no effects-execution scope.</w:t>
+      <w:t>PUBLIC, published with the Midgard repository  ·  Forward-looking design specification. Decision-support only; no effects-execution scope.</w:t>
     </w:r>
   </w:p>
 </w:ftr>
